--- a/editable_docx/02_Ходатайство_о_приобщении_доказательств.docx
+++ b/editable_docx/02_Ходатайство_о_приобщении_доказательств.docx
@@ -144,7 +144,7 @@
           <w:color w:val="000000"/>
           <w:sz w:val="22"/>
         </w:rPr>
-        <w:t>Три фотографии автомобиля истца, выполненные непосредственно после ДТП 29.10.2023.</w:t>
+        <w:t>Три имеющиеся у ответчика локальные копии фотографий, отображающих состояние автомобиля непосредственно после ДТП согласно имеющимся материалам; происхождение и неизменность исходных электронных файлов подлежат проверке по официальному комплекту.</w:t>
       </w:r>
     </w:p>
     <w:p>
